--- a/ove/public/docs/bi/ove75-l1-so-r0.docx
+++ b/ove/public/docs/bi/ove75-l1-so-r0.docx
@@ -1080,6 +1080,98 @@
           <w:szCs w:val="18"/>
         </w:rPr>
         <w:t xml:space="preserve">Техническое задание на выполнение Базового инжиниринга (ред. 4.1 от 25.08.2026) с приложениями; исходные данные Заказчика (части 1 и 2). Документ соответствует пункту состава Базового инжиниринга: D-18.</w:t>
+      </w:r>
+    </w:p>
+    <w:p>
+      <w:pPr>
+        <w:spacing w:before="200" w:after="80"/>
+      </w:pPr>
+      <w:r>
+        <w:rPr>
+          <w:rFonts w:ascii="Arial" w:hAnsi="Arial" w:cs="Arial"/>
+          <w:b/>
+          <w:sz w:val="20"/>
+          <w:szCs w:val="20"/>
+        </w:rPr>
+        <w:t xml:space="preserve">Состав документа</w:t>
+      </w:r>
+    </w:p>
+    <w:p>
+      <w:pPr>
+        <w:spacing w:before="0" w:after="40"/>
+      </w:pPr>
+      <w:r>
+        <w:rPr>
+          <w:rFonts w:ascii="Arial" w:hAnsi="Arial" w:cs="Arial"/>
+          <w:sz w:val="18"/>
+          <w:szCs w:val="18"/>
+        </w:rPr>
+        <w:t xml:space="preserve">1. Общие положения: назначение, границы лота, статусы поставки</w:t>
+      </w:r>
+    </w:p>
+    <w:p>
+      <w:pPr>
+        <w:spacing w:before="0" w:after="40"/>
+      </w:pPr>
+      <w:r>
+        <w:rPr>
+          <w:rFonts w:ascii="Arial" w:hAnsi="Arial" w:cs="Arial"/>
+          <w:sz w:val="18"/>
+          <w:szCs w:val="18"/>
+        </w:rPr>
+        <w:t xml:space="preserve">2. Спецификация оборудования лота по участкам</w:t>
+      </w:r>
+    </w:p>
+    <w:p>
+      <w:pPr>
+        <w:spacing w:before="0" w:after="40"/>
+      </w:pPr>
+      <w:r>
+        <w:rPr>
+          <w:rFonts w:ascii="Arial" w:hAnsi="Arial" w:cs="Arial"/>
+          <w:sz w:val="18"/>
+          <w:szCs w:val="18"/>
+        </w:rPr>
+        <w:t xml:space="preserve">3. Сводные показатели по лоту</w:t>
+      </w:r>
+    </w:p>
+    <w:p>
+      <w:pPr>
+        <w:spacing w:before="0" w:after="40"/>
+      </w:pPr>
+      <w:r>
+        <w:rPr>
+          <w:rFonts w:ascii="Arial" w:hAnsi="Arial" w:cs="Arial"/>
+          <w:sz w:val="18"/>
+          <w:szCs w:val="18"/>
+        </w:rPr>
+        <w:t xml:space="preserve">4. Пояснения к составу оборудования и источники данных</w:t>
+      </w:r>
+    </w:p>
+    <w:p>
+      <w:pPr>
+        <w:spacing w:before="0" w:after="40"/>
+      </w:pPr>
+      <w:r>
+        <w:rPr>
+          <w:rFonts w:ascii="Arial" w:hAnsi="Arial" w:cs="Arial"/>
+          <w:sz w:val="18"/>
+          <w:szCs w:val="18"/>
+        </w:rPr>
+        <w:t xml:space="preserve">5. Оборудование вне БИ и на границах лота</w:t>
+      </w:r>
+    </w:p>
+    <w:p>
+      <w:pPr>
+        <w:spacing w:before="0" w:after="40"/>
+      </w:pPr>
+      <w:r>
+        <w:rPr>
+          <w:rFonts w:ascii="Arial" w:hAnsi="Arial" w:cs="Arial"/>
+          <w:sz w:val="18"/>
+          <w:szCs w:val="18"/>
+        </w:rPr>
+        <w:t xml:space="preserve">6. Открытые позиции</w:t>
       </w:r>
     </w:p>
     <w:p>
